--- a/APLOS/POPResources/Templates/IndivisualGatePass20204.docx
+++ b/APLOS/POPResources/Templates/IndivisualGatePass20204.docx
@@ -4,33 +4,12 @@
   <w:body>
     <w:p>
       <w:pPr>
-        <w:jc w:val="center"/>
         <w:rPr>
           <w:rFonts w:ascii="Arial" w:eastAsia="Arial" w:hAnsi="Arial" w:cs="Arial"/>
           <w:b/>
           <w:bCs/>
           <w:sz w:val="23"/>
           <w:szCs w:val="23"/>
-        </w:rPr>
-      </w:pPr>
-    </w:p>
-    <w:p>
-      <w:pPr>
-        <w:rPr>
-          <w:rFonts w:ascii="Tahoma" w:hAnsi="Tahoma" w:cs="Tahoma"/>
-          <w:noProof/>
-          <w:sz w:val="16"/>
-          <w:szCs w:val="16"/>
-        </w:rPr>
-      </w:pPr>
-    </w:p>
-    <w:p>
-      <w:pPr>
-        <w:rPr>
-          <w:rFonts w:ascii="Tahoma" w:hAnsi="Tahoma" w:cs="Tahoma"/>
-          <w:noProof/>
-          <w:sz w:val="16"/>
-          <w:szCs w:val="16"/>
         </w:rPr>
       </w:pPr>
       <w:r>
@@ -43,15 +22,15 @@
         <mc:AlternateContent>
           <mc:Choice Requires="wps">
             <w:drawing>
-              <wp:anchor distT="45720" distB="45720" distL="114300" distR="114300" simplePos="0" relativeHeight="251656704" behindDoc="0" locked="0" layoutInCell="1" allowOverlap="1" wp14:anchorId="4A66F1F5" wp14:editId="1BAEF1FB">
+              <wp:anchor distT="45720" distB="45720" distL="114300" distR="114300" simplePos="0" relativeHeight="251658240" behindDoc="1" locked="0" layoutInCell="1" allowOverlap="1" wp14:anchorId="4A66F1F5" wp14:editId="62CC3241">
                 <wp:simplePos x="0" y="0"/>
                 <wp:positionH relativeFrom="margin">
-                  <wp:posOffset>-352425</wp:posOffset>
+                  <wp:posOffset>-561975</wp:posOffset>
                 </wp:positionH>
                 <wp:positionV relativeFrom="paragraph">
-                  <wp:posOffset>132080</wp:posOffset>
+                  <wp:posOffset>89535</wp:posOffset>
                 </wp:positionV>
-                <wp:extent cx="2263140" cy="304800"/>
+                <wp:extent cx="7581900" cy="285750"/>
                 <wp:effectExtent l="0" t="0" r="0" b="0"/>
                 <wp:wrapSquare wrapText="bothSides"/>
                 <wp:docPr id="4" name="Text Box 2"/>
@@ -67,7 +46,7 @@
                       <wps:spPr bwMode="auto">
                         <a:xfrm>
                           <a:off x="0" y="0"/>
-                          <a:ext cx="2263140" cy="304800"/>
+                          <a:ext cx="7581900" cy="285750"/>
                         </a:xfrm>
                         <a:prstGeom prst="rect">
                           <a:avLst/>
@@ -86,8 +65,6 @@
                             <w:pPr>
                               <w:rPr>
                                 <w:rFonts w:ascii="Tahoma" w:hAnsi="Tahoma" w:cs="Tahoma"/>
-                                <w:sz w:val="20"/>
-                                <w:szCs w:val="20"/>
                                 <w:u w:val="thick"/>
                               </w:rPr>
                             </w:pPr>
@@ -96,19 +73,35 @@
                                 <w:rFonts w:ascii="Tahoma" w:hAnsi="Tahoma" w:cs="Tahoma"/>
                                 <w:b/>
                                 <w:bCs/>
-                                <w:sz w:val="20"/>
-                                <w:szCs w:val="20"/>
                                 <w:u w:val="thick"/>
                               </w:rPr>
-                              <w:t>{GateRegisterType}</w:t>
+                              <w:t>{</w:t>
+                            </w:r>
+                            <w:proofErr w:type="spellStart"/>
+                            <w:r>
+                              <w:rPr>
+                                <w:rFonts w:ascii="Tahoma" w:hAnsi="Tahoma" w:cs="Tahoma"/>
+                                <w:b/>
+                                <w:bCs/>
+                                <w:u w:val="thick"/>
+                              </w:rPr>
+                              <w:t>GateRegisterType</w:t>
+                            </w:r>
+                            <w:proofErr w:type="spellEnd"/>
+                            <w:r>
+                              <w:rPr>
+                                <w:rFonts w:ascii="Tahoma" w:hAnsi="Tahoma" w:cs="Tahoma"/>
+                                <w:b/>
+                                <w:bCs/>
+                                <w:u w:val="thick"/>
+                              </w:rPr>
+                              <w:t>}</w:t>
                             </w:r>
                             <w:r>
                               <w:rPr>
                                 <w:rFonts w:ascii="Tahoma" w:hAnsi="Tahoma" w:cs="Tahoma"/>
                                 <w:b/>
                                 <w:bCs/>
-                                <w:sz w:val="20"/>
-                                <w:szCs w:val="20"/>
                                 <w:u w:val="thick"/>
                               </w:rPr>
                               <w:t xml:space="preserve"> </w:t>
@@ -118,8 +111,6 @@
                                 <w:rFonts w:ascii="Tahoma" w:hAnsi="Tahoma" w:cs="Tahoma"/>
                                 <w:b/>
                                 <w:bCs/>
-                                <w:sz w:val="20"/>
-                                <w:szCs w:val="20"/>
                                 <w:u w:val="thick"/>
                               </w:rPr>
                               <w:t>Gate</w:t>
@@ -129,8 +120,6 @@
                                 <w:rFonts w:ascii="Tahoma" w:hAnsi="Tahoma" w:cs="Tahoma"/>
                                 <w:b/>
                                 <w:bCs/>
-                                <w:sz w:val="20"/>
-                                <w:szCs w:val="20"/>
                                 <w:u w:val="thick"/>
                               </w:rPr>
                               <w:t xml:space="preserve"> </w:t>
@@ -140,22 +129,9 @@
                                 <w:rFonts w:ascii="Tahoma" w:hAnsi="Tahoma" w:cs="Tahoma"/>
                                 <w:b/>
                                 <w:bCs/>
-                                <w:sz w:val="20"/>
-                                <w:szCs w:val="20"/>
                                 <w:u w:val="thick"/>
                               </w:rPr>
                               <w:t>Pass</w:t>
-                            </w:r>
-                            <w:r>
-                              <w:rPr>
-                                <w:rFonts w:ascii="Tahoma" w:hAnsi="Tahoma" w:cs="Tahoma"/>
-                                <w:b/>
-                                <w:bCs/>
-                                <w:sz w:val="20"/>
-                                <w:szCs w:val="20"/>
-                                <w:u w:val="thick"/>
-                              </w:rPr>
-                              <w:t xml:space="preserve"> </w:t>
                             </w:r>
                           </w:p>
                         </w:txbxContent>
@@ -181,15 +157,13 @@
                 <v:stroke joinstyle="miter"/>
                 <v:path gradientshapeok="t" o:connecttype="rect"/>
               </v:shapetype>
-              <v:shape id="Text Box 2" o:spid="_x0000_s1026" type="#_x0000_t202" style="position:absolute;margin-left:-27.75pt;margin-top:10.4pt;width:178.2pt;height:24pt;z-index:251656704;visibility:visible;mso-wrap-style:square;mso-width-percent:0;mso-height-percent:0;mso-wrap-distance-left:9pt;mso-wrap-distance-top:3.6pt;mso-wrap-distance-right:9pt;mso-wrap-distance-bottom:3.6pt;mso-position-horizontal:absolute;mso-position-horizontal-relative:margin;mso-position-vertical:absolute;mso-position-vertical-relative:text;mso-width-percent:0;mso-height-percent:0;mso-width-relative:margin;mso-height-relative:margin;v-text-anchor:top" o:gfxdata="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" filled="f" stroked="f">
+              <v:shape id="Text Box 2" o:spid="_x0000_s1026" type="#_x0000_t202" style="position:absolute;margin-left:-44.25pt;margin-top:7.05pt;width:597pt;height:22.5pt;z-index:-251658240;visibility:visible;mso-wrap-style:square;mso-width-percent:0;mso-height-percent:0;mso-wrap-distance-left:9pt;mso-wrap-distance-top:3.6pt;mso-wrap-distance-right:9pt;mso-wrap-distance-bottom:3.6pt;mso-position-horizontal:absolute;mso-position-horizontal-relative:margin;mso-position-vertical:absolute;mso-position-vertical-relative:text;mso-width-percent:0;mso-height-percent:0;mso-width-relative:margin;mso-height-relative:margin;v-text-anchor:top" o:gfxdata="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" filled="f" stroked="f">
                 <v:textbox>
                   <w:txbxContent>
                     <w:p>
                       <w:pPr>
                         <w:rPr>
                           <w:rFonts w:ascii="Tahoma" w:hAnsi="Tahoma" w:cs="Tahoma"/>
-                          <w:sz w:val="20"/>
-                          <w:szCs w:val="20"/>
                           <w:u w:val="thick"/>
                         </w:rPr>
                       </w:pPr>
@@ -198,19 +172,35 @@
                           <w:rFonts w:ascii="Tahoma" w:hAnsi="Tahoma" w:cs="Tahoma"/>
                           <w:b/>
                           <w:bCs/>
-                          <w:sz w:val="20"/>
-                          <w:szCs w:val="20"/>
                           <w:u w:val="thick"/>
                         </w:rPr>
-                        <w:t>{GateRegisterType}</w:t>
+                        <w:t>{</w:t>
+                      </w:r>
+                      <w:proofErr w:type="spellStart"/>
+                      <w:r>
+                        <w:rPr>
+                          <w:rFonts w:ascii="Tahoma" w:hAnsi="Tahoma" w:cs="Tahoma"/>
+                          <w:b/>
+                          <w:bCs/>
+                          <w:u w:val="thick"/>
+                        </w:rPr>
+                        <w:t>GateRegisterType</w:t>
+                      </w:r>
+                      <w:proofErr w:type="spellEnd"/>
+                      <w:r>
+                        <w:rPr>
+                          <w:rFonts w:ascii="Tahoma" w:hAnsi="Tahoma" w:cs="Tahoma"/>
+                          <w:b/>
+                          <w:bCs/>
+                          <w:u w:val="thick"/>
+                        </w:rPr>
+                        <w:t>}</w:t>
                       </w:r>
                       <w:r>
                         <w:rPr>
                           <w:rFonts w:ascii="Tahoma" w:hAnsi="Tahoma" w:cs="Tahoma"/>
                           <w:b/>
                           <w:bCs/>
-                          <w:sz w:val="20"/>
-                          <w:szCs w:val="20"/>
                           <w:u w:val="thick"/>
                         </w:rPr>
                         <w:t xml:space="preserve"> </w:t>
@@ -220,8 +210,6 @@
                           <w:rFonts w:ascii="Tahoma" w:hAnsi="Tahoma" w:cs="Tahoma"/>
                           <w:b/>
                           <w:bCs/>
-                          <w:sz w:val="20"/>
-                          <w:szCs w:val="20"/>
                           <w:u w:val="thick"/>
                         </w:rPr>
                         <w:t>Gate</w:t>
@@ -231,8 +219,6 @@
                           <w:rFonts w:ascii="Tahoma" w:hAnsi="Tahoma" w:cs="Tahoma"/>
                           <w:b/>
                           <w:bCs/>
-                          <w:sz w:val="20"/>
-                          <w:szCs w:val="20"/>
                           <w:u w:val="thick"/>
                         </w:rPr>
                         <w:t xml:space="preserve"> </w:t>
@@ -242,22 +228,9 @@
                           <w:rFonts w:ascii="Tahoma" w:hAnsi="Tahoma" w:cs="Tahoma"/>
                           <w:b/>
                           <w:bCs/>
-                          <w:sz w:val="20"/>
-                          <w:szCs w:val="20"/>
                           <w:u w:val="thick"/>
                         </w:rPr>
                         <w:t>Pass</w:t>
-                      </w:r>
-                      <w:r>
-                        <w:rPr>
-                          <w:rFonts w:ascii="Tahoma" w:hAnsi="Tahoma" w:cs="Tahoma"/>
-                          <w:b/>
-                          <w:bCs/>
-                          <w:sz w:val="20"/>
-                          <w:szCs w:val="20"/>
-                          <w:u w:val="thick"/>
-                        </w:rPr>
-                        <w:t xml:space="preserve"> </w:t>
                       </w:r>
                     </w:p>
                   </w:txbxContent>
@@ -269,11 +242,41 @@
         </mc:AlternateContent>
       </w:r>
     </w:p>
+    <w:p>
+      <w:pPr>
+        <w:rPr>
+          <w:rFonts w:ascii="Tahoma" w:hAnsi="Tahoma" w:cs="Tahoma"/>
+          <w:noProof/>
+          <w:sz w:val="16"/>
+          <w:szCs w:val="16"/>
+        </w:rPr>
+      </w:pPr>
+    </w:p>
+    <w:p>
+      <w:pPr>
+        <w:rPr>
+          <w:rFonts w:ascii="Tahoma" w:hAnsi="Tahoma" w:cs="Tahoma"/>
+          <w:noProof/>
+          <w:sz w:val="16"/>
+          <w:szCs w:val="16"/>
+        </w:rPr>
+      </w:pPr>
+    </w:p>
+    <w:p>
+      <w:pPr>
+        <w:rPr>
+          <w:rFonts w:ascii="Tahoma" w:hAnsi="Tahoma" w:cs="Tahoma"/>
+          <w:noProof/>
+          <w:sz w:val="16"/>
+          <w:szCs w:val="16"/>
+        </w:rPr>
+      </w:pPr>
+    </w:p>
     <w:tbl>
       <w:tblPr>
         <w:tblStyle w:val="TableGrid"/>
-        <w:tblpPr w:leftFromText="180" w:rightFromText="180" w:vertAnchor="page" w:horzAnchor="margin" w:tblpXSpec="center" w:tblpY="3541"/>
         <w:tblW w:w="17928" w:type="dxa"/>
+        <w:jc w:val="center"/>
         <w:tblLayout w:type="fixed"/>
         <w:tblLook w:val="04A0" w:firstRow="1" w:lastRow="0" w:firstColumn="1" w:lastColumn="0" w:noHBand="0" w:noVBand="1"/>
       </w:tblPr>
@@ -288,6 +291,7 @@
       <w:tr>
         <w:trPr>
           <w:trHeight w:val="1340"/>
+          <w:jc w:val="center"/>
         </w:trPr>
         <w:tc>
           <w:tcPr>
@@ -303,15 +307,27 @@
                 <w:szCs w:val="18"/>
               </w:rPr>
             </w:pPr>
-            <w:r>
-              <w:rPr>
-                <w:rFonts w:ascii="Tahoma" w:eastAsia="Arial" w:hAnsi="Tahoma" w:cs="Tahoma"/>
-                <w:b/>
-                <w:bCs/>
-                <w:sz w:val="18"/>
-                <w:szCs w:val="18"/>
-              </w:rPr>
-              <w:t>GatePass No:</w:t>
+            <w:proofErr w:type="spellStart"/>
+            <w:r>
+              <w:rPr>
+                <w:rFonts w:ascii="Tahoma" w:eastAsia="Arial" w:hAnsi="Tahoma" w:cs="Tahoma"/>
+                <w:b/>
+                <w:bCs/>
+                <w:sz w:val="18"/>
+                <w:szCs w:val="18"/>
+              </w:rPr>
+              <w:t>GatePass</w:t>
+            </w:r>
+            <w:proofErr w:type="spellEnd"/>
+            <w:r>
+              <w:rPr>
+                <w:rFonts w:ascii="Tahoma" w:eastAsia="Arial" w:hAnsi="Tahoma" w:cs="Tahoma"/>
+                <w:b/>
+                <w:bCs/>
+                <w:sz w:val="18"/>
+                <w:szCs w:val="18"/>
+              </w:rPr>
+              <w:t xml:space="preserve"> No:</w:t>
             </w:r>
             <w:r>
               <w:rPr>
@@ -387,7 +403,27 @@
                 <w:sz w:val="18"/>
                 <w:szCs w:val="18"/>
               </w:rPr>
-              <w:t>{GatepassEntryDate}</w:t>
+              <w:t>{</w:t>
+            </w:r>
+            <w:proofErr w:type="spellStart"/>
+            <w:r>
+              <w:rPr>
+                <w:rFonts w:ascii="Tahoma" w:eastAsia="Times New Roman" w:hAnsi="Tahoma" w:cs="Tahoma"/>
+                <w:color w:val="000000"/>
+                <w:sz w:val="18"/>
+                <w:szCs w:val="18"/>
+              </w:rPr>
+              <w:t>GatepassEntryDate</w:t>
+            </w:r>
+            <w:proofErr w:type="spellEnd"/>
+            <w:r>
+              <w:rPr>
+                <w:rFonts w:ascii="Tahoma" w:eastAsia="Times New Roman" w:hAnsi="Tahoma" w:cs="Tahoma"/>
+                <w:color w:val="000000"/>
+                <w:sz w:val="18"/>
+                <w:szCs w:val="18"/>
+              </w:rPr>
+              <w:t>}</w:t>
             </w:r>
           </w:p>
           <w:p>
@@ -428,6 +464,7 @@
               </w:rPr>
               <w:t>{</w:t>
             </w:r>
+            <w:proofErr w:type="spellStart"/>
             <w:r>
               <w:rPr>
                 <w:rFonts w:ascii="Tahoma" w:eastAsia="Times New Roman" w:hAnsi="Tahoma" w:cs="Tahoma"/>
@@ -437,6 +474,7 @@
               </w:rPr>
               <w:t>GatePassType</w:t>
             </w:r>
+            <w:proofErr w:type="spellEnd"/>
             <w:r>
               <w:rPr>
                 <w:rFonts w:ascii="Tahoma" w:eastAsia="Times New Roman" w:hAnsi="Tahoma" w:cs="Tahoma"/>
@@ -506,6 +544,7 @@
               </w:rPr>
               <w:t>{</w:t>
             </w:r>
+            <w:proofErr w:type="spellStart"/>
             <w:r>
               <w:rPr>
                 <w:rFonts w:ascii="Tahoma" w:hAnsi="Tahoma" w:cs="Tahoma"/>
@@ -515,6 +554,7 @@
               </w:rPr>
               <w:t>GatePassStatus</w:t>
             </w:r>
+            <w:proofErr w:type="spellEnd"/>
             <w:r>
               <w:rPr>
                 <w:rFonts w:ascii="Tahoma" w:eastAsia="Times New Roman" w:hAnsi="Tahoma" w:cs="Tahoma"/>
@@ -628,6 +668,7 @@
               </w:rPr>
               <w:t>{</w:t>
             </w:r>
+            <w:proofErr w:type="spellStart"/>
             <w:r>
               <w:rPr>
                 <w:rFonts w:ascii="Tahoma" w:hAnsi="Tahoma" w:cs="Tahoma"/>
@@ -637,6 +678,7 @@
               </w:rPr>
               <w:t>SenderName</w:t>
             </w:r>
+            <w:proofErr w:type="spellEnd"/>
             <w:r>
               <w:rPr>
                 <w:rFonts w:ascii="Tahoma" w:eastAsia="Times New Roman" w:hAnsi="Tahoma" w:cs="Tahoma"/>
@@ -723,6 +765,7 @@
               </w:rPr>
               <w:t xml:space="preserve"> :{</w:t>
             </w:r>
+            <w:proofErr w:type="spellStart"/>
             <w:r>
               <w:rPr>
                 <w:rFonts w:ascii="Consolas" w:hAnsi="Consolas" w:cs="Consolas"/>
@@ -732,6 +775,7 @@
               </w:rPr>
               <w:t>CourierName</w:t>
             </w:r>
+            <w:proofErr w:type="spellEnd"/>
             <w:r>
               <w:rPr>
                 <w:rFonts w:ascii="Tahoma" w:eastAsia="Times New Roman" w:hAnsi="Tahoma" w:cs="Tahoma"/>
@@ -770,6 +814,7 @@
               </w:rPr>
               <w:t>:{</w:t>
             </w:r>
+            <w:proofErr w:type="spellStart"/>
             <w:r>
               <w:rPr>
                 <w:rFonts w:ascii="Consolas" w:hAnsi="Consolas" w:cs="Consolas"/>
@@ -779,6 +824,7 @@
               </w:rPr>
               <w:t>RunnerEmployee</w:t>
             </w:r>
+            <w:proofErr w:type="spellEnd"/>
             <w:r>
               <w:rPr>
                 <w:rFonts w:ascii="Tahoma" w:eastAsia="Times New Roman" w:hAnsi="Tahoma" w:cs="Tahoma"/>
@@ -849,6 +895,7 @@
               </w:rPr>
               <w:t>: {</w:t>
             </w:r>
+            <w:proofErr w:type="spellStart"/>
             <w:r>
               <w:rPr>
                 <w:rFonts w:ascii="Tahoma" w:hAnsi="Tahoma" w:cs="Tahoma"/>
@@ -858,6 +905,7 @@
               </w:rPr>
               <w:t>PartyName</w:t>
             </w:r>
+            <w:proofErr w:type="spellEnd"/>
             <w:r>
               <w:rPr>
                 <w:rFonts w:ascii="Tahoma" w:hAnsi="Tahoma" w:cs="Tahoma"/>
@@ -981,6 +1029,7 @@
               </w:rPr>
               <w:t>:{</w:t>
             </w:r>
+            <w:proofErr w:type="spellStart"/>
             <w:r>
               <w:rPr>
                 <w:rFonts w:ascii="Consolas" w:hAnsi="Consolas" w:cs="Consolas"/>
@@ -990,6 +1039,7 @@
               </w:rPr>
               <w:t>BuyerName</w:t>
             </w:r>
+            <w:proofErr w:type="spellEnd"/>
             <w:r>
               <w:rPr>
                 <w:rFonts w:ascii="Tahoma" w:hAnsi="Tahoma" w:cs="Tahoma"/>
@@ -1071,6 +1121,7 @@
               </w:rPr>
               <w:t>{</w:t>
             </w:r>
+            <w:proofErr w:type="spellStart"/>
             <w:r>
               <w:rPr>
                 <w:rFonts w:ascii="Consolas" w:hAnsi="Consolas" w:cs="Consolas"/>
@@ -1080,6 +1131,7 @@
               </w:rPr>
               <w:t>OtherPlant</w:t>
             </w:r>
+            <w:proofErr w:type="spellEnd"/>
             <w:r>
               <w:rPr>
                 <w:rFonts w:ascii="Tahoma" w:hAnsi="Tahoma" w:cs="Tahoma"/>
@@ -1122,6 +1174,7 @@
               </w:rPr>
               <w:t>{</w:t>
             </w:r>
+            <w:proofErr w:type="spellStart"/>
             <w:r>
               <w:rPr>
                 <w:rFonts w:ascii="Consolas" w:hAnsi="Consolas" w:cs="Consolas"/>
@@ -1131,6 +1184,7 @@
               </w:rPr>
               <w:t>OtherCompanyName</w:t>
             </w:r>
+            <w:proofErr w:type="spellEnd"/>
             <w:r>
               <w:rPr>
                 <w:rFonts w:ascii="Tahoma" w:hAnsi="Tahoma" w:cs="Tahoma"/>
@@ -1175,6 +1229,7 @@
               </w:rPr>
               <w:t>{</w:t>
             </w:r>
+            <w:proofErr w:type="spellStart"/>
             <w:r>
               <w:rPr>
                 <w:rFonts w:ascii="Consolas" w:hAnsi="Consolas" w:cs="Consolas"/>
@@ -1184,6 +1239,7 @@
               </w:rPr>
               <w:t>PersonName</w:t>
             </w:r>
+            <w:proofErr w:type="spellEnd"/>
             <w:r>
               <w:rPr>
                 <w:rFonts w:ascii="Tahoma" w:hAnsi="Tahoma" w:cs="Tahoma"/>
@@ -1218,6 +1274,7 @@
               </w:rPr>
               <w:t>Mobile No:{</w:t>
             </w:r>
+            <w:proofErr w:type="spellStart"/>
             <w:r>
               <w:rPr>
                 <w:rFonts w:ascii="Consolas" w:hAnsi="Consolas" w:cs="Consolas"/>
@@ -1227,6 +1284,7 @@
               </w:rPr>
               <w:t>MobileNo</w:t>
             </w:r>
+            <w:proofErr w:type="spellEnd"/>
             <w:r>
               <w:rPr>
                 <w:rFonts w:ascii="Tahoma" w:hAnsi="Tahoma" w:cs="Tahoma"/>
@@ -1295,7 +1353,8 @@
           <w:tblLook w:val="0000" w:firstRow="0" w:lastRow="0" w:firstColumn="0" w:lastColumn="0" w:noHBand="0" w:noVBand="0"/>
         </w:tblPrEx>
         <w:trPr>
-          <w:trHeight w:val="1138"/>
+          <w:trHeight w:val="230"/>
+          <w:jc w:val="center"/>
         </w:trPr>
         <w:tc>
           <w:tcPr>
@@ -1323,17 +1382,30 @@
                 <w:sz w:val="16"/>
                 <w:szCs w:val="16"/>
               </w:rPr>
-              <w:t>{materialItems}</w:t>
-            </w:r>
-          </w:p>
-          <w:p>
-            <w:pPr>
-              <w:rPr>
-                <w:rFonts w:ascii="Tahoma" w:hAnsi="Tahoma" w:cs="Tahoma"/>
-                <w:sz w:val="16"/>
-                <w:szCs w:val="16"/>
-              </w:rPr>
-            </w:pPr>
+              <w:t>{</w:t>
+            </w:r>
+            <w:proofErr w:type="spellStart"/>
+            <w:r>
+              <w:rPr>
+                <w:rFonts w:ascii="Tahoma" w:eastAsia="Arial" w:hAnsi="Tahoma" w:cs="Tahoma"/>
+                <w:b/>
+                <w:bCs/>
+                <w:sz w:val="16"/>
+                <w:szCs w:val="16"/>
+              </w:rPr>
+              <w:t>materialItems</w:t>
+            </w:r>
+            <w:proofErr w:type="spellEnd"/>
+            <w:r>
+              <w:rPr>
+                <w:rFonts w:ascii="Tahoma" w:eastAsia="Arial" w:hAnsi="Tahoma" w:cs="Tahoma"/>
+                <w:b/>
+                <w:bCs/>
+                <w:sz w:val="16"/>
+                <w:szCs w:val="16"/>
+              </w:rPr>
+              <w:t>}</w:t>
+            </w:r>
           </w:p>
         </w:tc>
       </w:tr>
@@ -1343,6 +1415,7 @@
         </w:tblPrEx>
         <w:trPr>
           <w:trHeight w:val="1799"/>
+          <w:jc w:val="center"/>
         </w:trPr>
         <w:tc>
           <w:tcPr>
@@ -1576,7 +1649,29 @@
                       <w:sz w:val="16"/>
                       <w:szCs w:val="16"/>
                     </w:rPr>
-                    <w:t>For {VendorName}</w:t>
+                    <w:t>For {</w:t>
+                  </w:r>
+                  <w:proofErr w:type="spellStart"/>
+                  <w:r>
+                    <w:rPr>
+                      <w:rFonts w:ascii="Tahoma" w:eastAsia="Arial" w:hAnsi="Tahoma" w:cs="Tahoma"/>
+                      <w:b/>
+                      <w:bCs/>
+                      <w:sz w:val="16"/>
+                      <w:szCs w:val="16"/>
+                    </w:rPr>
+                    <w:t>VendorName</w:t>
+                  </w:r>
+                  <w:proofErr w:type="spellEnd"/>
+                  <w:r>
+                    <w:rPr>
+                      <w:rFonts w:ascii="Tahoma" w:eastAsia="Arial" w:hAnsi="Tahoma" w:cs="Tahoma"/>
+                      <w:b/>
+                      <w:bCs/>
+                      <w:sz w:val="16"/>
+                      <w:szCs w:val="16"/>
+                    </w:rPr>
+                    <w:t>}</w:t>
                   </w:r>
                 </w:p>
                 <w:p>
@@ -1674,6 +1769,7 @@
         </w:tblPrEx>
         <w:trPr>
           <w:trHeight w:val="1034"/>
+          <w:jc w:val="center"/>
         </w:trPr>
         <w:tc>
           <w:tcPr>
@@ -1750,6 +1846,7 @@
               </w:rPr>
               <w:t>{</w:t>
             </w:r>
+            <w:proofErr w:type="spellStart"/>
             <w:r>
               <w:rPr>
                 <w:rFonts w:ascii="Consolas" w:hAnsi="Consolas" w:cs="Consolas"/>
@@ -1759,6 +1856,7 @@
               </w:rPr>
               <w:t>AddedBy</w:t>
             </w:r>
+            <w:proofErr w:type="spellEnd"/>
             <w:r>
               <w:rPr>
                 <w:rFonts w:ascii="Tahoma" w:eastAsia="Arial" w:hAnsi="Tahoma" w:cs="Tahoma"/>
@@ -1792,7 +1890,7 @@
               <mc:AlternateContent>
                 <mc:Choice Requires="wps">
                   <w:drawing>
-                    <wp:anchor distT="0" distB="0" distL="114300" distR="114300" simplePos="0" relativeHeight="251658752" behindDoc="0" locked="0" layoutInCell="1" allowOverlap="1" wp14:anchorId="21E94EA8" wp14:editId="4DEED5C0">
+                    <wp:anchor distT="0" distB="0" distL="114300" distR="114300" simplePos="0" relativeHeight="251655680" behindDoc="0" locked="0" layoutInCell="1" allowOverlap="1" wp14:anchorId="21E94EA8" wp14:editId="4DEED5C0">
                       <wp:simplePos x="0" y="0"/>
                       <wp:positionH relativeFrom="column">
                         <wp:posOffset>673100</wp:posOffset>
@@ -1842,7 +1940,7 @@
                 </mc:Choice>
                 <mc:Fallback>
                   <w:pict>
-                    <v:line w14:anchorId="68BD2028" id="Straight Connector 3" o:spid="_x0000_s1026" style="position:absolute;flip:x;z-index:251658752;visibility:visible;mso-wrap-style:square;mso-width-percent:0;mso-height-percent:0;mso-wrap-distance-left:9pt;mso-wrap-distance-top:0;mso-wrap-distance-right:9pt;mso-wrap-distance-bottom:0;mso-position-horizontal:absolute;mso-position-horizontal-relative:text;mso-position-vertical:absolute;mso-position-vertical-relative:text;mso-width-percent:0;mso-height-percent:0;mso-width-relative:margin;mso-height-relative:margin" from="53pt,5.1pt" to="162.55pt,5.1pt" o:gfxdata="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" strokecolor="windowText" strokeweight=".5pt">
+                    <v:line w14:anchorId="69F22AD8" id="Straight Connector 3" o:spid="_x0000_s1026" style="position:absolute;flip:x;z-index:251655680;visibility:visible;mso-wrap-style:square;mso-width-percent:0;mso-height-percent:0;mso-wrap-distance-left:9pt;mso-wrap-distance-top:0;mso-wrap-distance-right:9pt;mso-wrap-distance-bottom:0;mso-position-horizontal:absolute;mso-position-horizontal-relative:text;mso-position-vertical:absolute;mso-position-vertical-relative:text;mso-width-percent:0;mso-height-percent:0;mso-width-relative:margin;mso-height-relative:margin" from="53pt,5.1pt" to="162.55pt,5.1pt" o:gfxdata="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" strokecolor="windowText" strokeweight=".5pt">
                       <v:stroke joinstyle="miter"/>
                     </v:line>
                   </w:pict>
@@ -1984,6 +2082,7 @@
               </w:rPr>
               <w:t xml:space="preserve">                             {</w:t>
             </w:r>
+            <w:proofErr w:type="spellStart"/>
             <w:r>
               <w:rPr>
                 <w:rFonts w:ascii="Tahoma" w:hAnsi="Tahoma" w:cs="Tahoma"/>
@@ -1992,6 +2091,7 @@
               </w:rPr>
               <w:t>CheckedBy</w:t>
             </w:r>
+            <w:proofErr w:type="spellEnd"/>
             <w:r>
               <w:rPr>
                 <w:rFonts w:ascii="Tahoma" w:eastAsia="Arial" w:hAnsi="Tahoma" w:cs="Tahoma"/>
@@ -2026,7 +2126,7 @@
               <mc:AlternateContent>
                 <mc:Choice Requires="wps">
                   <w:drawing>
-                    <wp:anchor distT="0" distB="0" distL="114300" distR="114300" simplePos="0" relativeHeight="251662848" behindDoc="0" locked="0" layoutInCell="1" allowOverlap="1" wp14:anchorId="248B6302" wp14:editId="1D2BF8FF">
+                    <wp:anchor distT="0" distB="0" distL="114300" distR="114300" simplePos="0" relativeHeight="251658752" behindDoc="0" locked="0" layoutInCell="1" allowOverlap="1" wp14:anchorId="248B6302" wp14:editId="1D2BF8FF">
                       <wp:simplePos x="0" y="0"/>
                       <wp:positionH relativeFrom="column">
                         <wp:posOffset>608330</wp:posOffset>
@@ -2076,7 +2176,7 @@
                 </mc:Choice>
                 <mc:Fallback>
                   <w:pict>
-                    <v:line w14:anchorId="5D7586E6" id="Straight Connector 6" o:spid="_x0000_s1026" style="position:absolute;flip:x;z-index:251662848;visibility:visible;mso-wrap-style:square;mso-width-percent:0;mso-height-percent:0;mso-wrap-distance-left:9pt;mso-wrap-distance-top:0;mso-wrap-distance-right:9pt;mso-wrap-distance-bottom:0;mso-position-horizontal:absolute;mso-position-horizontal-relative:text;mso-position-vertical:absolute;mso-position-vertical-relative:text;mso-width-percent:0;mso-height-percent:0;mso-width-relative:margin;mso-height-relative:margin" from="47.9pt,1.35pt" to="157.45pt,1.35pt" o:gfxdata="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" strokecolor="windowText" strokeweight=".5pt">
+                    <v:line w14:anchorId="219FE356" id="Straight Connector 6" o:spid="_x0000_s1026" style="position:absolute;flip:x;z-index:251658752;visibility:visible;mso-wrap-style:square;mso-width-percent:0;mso-height-percent:0;mso-wrap-distance-left:9pt;mso-wrap-distance-top:0;mso-wrap-distance-right:9pt;mso-wrap-distance-bottom:0;mso-position-horizontal:absolute;mso-position-horizontal-relative:text;mso-position-vertical:absolute;mso-position-vertical-relative:text;mso-width-percent:0;mso-height-percent:0;mso-width-relative:margin;mso-height-relative:margin" from="47.9pt,1.35pt" to="157.45pt,1.35pt" o:gfxdata="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" strokecolor="windowText" strokeweight=".5pt">
                       <v:stroke joinstyle="miter"/>
                     </v:line>
                   </w:pict>
@@ -2237,6 +2337,7 @@
               </w:rPr>
               <w:t>{</w:t>
             </w:r>
+            <w:proofErr w:type="spellStart"/>
             <w:r>
               <w:rPr>
                 <w:rFonts w:ascii="Consolas" w:hAnsi="Consolas" w:cs="Consolas"/>
@@ -2246,6 +2347,7 @@
               </w:rPr>
               <w:t>Approvedby</w:t>
             </w:r>
+            <w:proofErr w:type="spellEnd"/>
             <w:r>
               <w:rPr>
                 <w:rFonts w:ascii="Tahoma" w:eastAsia="Arial" w:hAnsi="Tahoma" w:cs="Tahoma"/>
@@ -2279,7 +2381,7 @@
               <mc:AlternateContent>
                 <mc:Choice Requires="wps">
                   <w:drawing>
-                    <wp:anchor distT="0" distB="0" distL="114300" distR="114300" simplePos="0" relativeHeight="251664896" behindDoc="0" locked="0" layoutInCell="1" allowOverlap="1" wp14:anchorId="296259D4" wp14:editId="6E23320E">
+                    <wp:anchor distT="0" distB="0" distL="114300" distR="114300" simplePos="0" relativeHeight="251659776" behindDoc="0" locked="0" layoutInCell="1" allowOverlap="1" wp14:anchorId="296259D4" wp14:editId="6E23320E">
                       <wp:simplePos x="0" y="0"/>
                       <wp:positionH relativeFrom="column">
                         <wp:posOffset>482600</wp:posOffset>
@@ -2329,7 +2431,7 @@
                 </mc:Choice>
                 <mc:Fallback>
                   <w:pict>
-                    <v:line w14:anchorId="05680A14" id="Straight Connector 8" o:spid="_x0000_s1026" style="position:absolute;flip:x;z-index:251664896;visibility:visible;mso-wrap-style:square;mso-width-percent:0;mso-height-percent:0;mso-wrap-distance-left:9pt;mso-wrap-distance-top:0;mso-wrap-distance-right:9pt;mso-wrap-distance-bottom:0;mso-position-horizontal:absolute;mso-position-horizontal-relative:text;mso-position-vertical:absolute;mso-position-vertical-relative:text;mso-width-percent:0;mso-height-percent:0;mso-width-relative:margin;mso-height-relative:margin" from="38pt,7.65pt" to="147.55pt,7.65pt" o:gfxdata="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" strokecolor="windowText" strokeweight=".5pt">
+                    <v:line w14:anchorId="7DDF3A92" id="Straight Connector 8" o:spid="_x0000_s1026" style="position:absolute;flip:x;z-index:251659776;visibility:visible;mso-wrap-style:square;mso-width-percent:0;mso-height-percent:0;mso-wrap-distance-left:9pt;mso-wrap-distance-top:0;mso-wrap-distance-right:9pt;mso-wrap-distance-bottom:0;mso-position-horizontal:absolute;mso-position-horizontal-relative:text;mso-position-vertical:absolute;mso-position-vertical-relative:text;mso-width-percent:0;mso-height-percent:0;mso-width-relative:margin;mso-height-relative:margin" from="38pt,7.65pt" to="147.55pt,7.65pt" o:gfxdata="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" strokecolor="windowText" strokeweight=".5pt">
                       <v:stroke joinstyle="miter"/>
                     </v:line>
                   </w:pict>
@@ -2368,6 +2470,7 @@
               </w:rPr>
               <w:t xml:space="preserve">                            </w:t>
             </w:r>
+            <w:proofErr w:type="spellStart"/>
             <w:r>
               <w:rPr>
                 <w:rFonts w:ascii="Tahoma" w:eastAsia="Arial" w:hAnsi="Tahoma" w:cs="Tahoma"/>
@@ -2388,6 +2491,7 @@
               </w:rPr>
               <w:t>By</w:t>
             </w:r>
+            <w:proofErr w:type="spellEnd"/>
           </w:p>
         </w:tc>
         <w:tc>
@@ -2436,6 +2540,7 @@
               </w:rPr>
               <w:t>{</w:t>
             </w:r>
+            <w:proofErr w:type="spellStart"/>
             <w:r>
               <w:rPr>
                 <w:rFonts w:ascii="Consolas" w:hAnsi="Consolas" w:cs="Consolas"/>
@@ -2445,6 +2550,7 @@
               </w:rPr>
               <w:t>SSEmployeeName</w:t>
             </w:r>
+            <w:proofErr w:type="spellEnd"/>
             <w:r>
               <w:rPr>
                 <w:rFonts w:ascii="Tahoma" w:eastAsia="Arial" w:hAnsi="Tahoma" w:cs="Tahoma"/>
@@ -2478,7 +2584,7 @@
               <mc:AlternateContent>
                 <mc:Choice Requires="wps">
                   <w:drawing>
-                    <wp:anchor distT="0" distB="0" distL="114300" distR="114300" simplePos="0" relativeHeight="251660800" behindDoc="0" locked="0" layoutInCell="1" allowOverlap="1" wp14:anchorId="19AA36E8" wp14:editId="33882E6E">
+                    <wp:anchor distT="0" distB="0" distL="114300" distR="114300" simplePos="0" relativeHeight="251656704" behindDoc="0" locked="0" layoutInCell="1" allowOverlap="1" wp14:anchorId="19AA36E8" wp14:editId="33882E6E">
                       <wp:simplePos x="0" y="0"/>
                       <wp:positionH relativeFrom="column">
                         <wp:posOffset>470535</wp:posOffset>
@@ -2522,7 +2628,7 @@
                 </mc:Choice>
                 <mc:Fallback>
                   <w:pict>
-                    <v:line w14:anchorId="3A5B070E" id="Straight Connector 2" o:spid="_x0000_s1026" style="position:absolute;z-index:251660800;visibility:visible;mso-wrap-style:square;mso-wrap-distance-left:9pt;mso-wrap-distance-top:0;mso-wrap-distance-right:9pt;mso-wrap-distance-bottom:0;mso-position-horizontal:absolute;mso-position-horizontal-relative:text;mso-position-vertical:absolute;mso-position-vertical-relative:text" from="37.05pt,7.45pt" to="149.1pt,7.45pt" o:gfxdata="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" strokecolor="windowText" strokeweight=".5pt">
+                    <v:line w14:anchorId="64B7F048" id="Straight Connector 2" o:spid="_x0000_s1026" style="position:absolute;z-index:251656704;visibility:visible;mso-wrap-style:square;mso-wrap-distance-left:9pt;mso-wrap-distance-top:0;mso-wrap-distance-right:9pt;mso-wrap-distance-bottom:0;mso-position-horizontal:absolute;mso-position-horizontal-relative:text;mso-position-vertical:absolute;mso-position-vertical-relative:text" from="37.05pt,7.45pt" to="149.1pt,7.45pt" o:gfxdata="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" strokecolor="windowText" strokeweight=".5pt">
                       <v:stroke joinstyle="miter"/>
                     </v:line>
                   </w:pict>
@@ -2963,6 +3069,7 @@
       </w:rPr>
       <w:t xml:space="preserve"> </w:t>
     </w:r>
+    <w:proofErr w:type="spellStart"/>
     <w:r>
       <w:rPr>
         <w:rFonts w:ascii="Calibri" w:eastAsia="Times New Roman" w:hAnsi="Calibri" w:cs="Calibri"/>
@@ -2971,6 +3078,7 @@
       </w:rPr>
       <w:t>Vill-Panch</w:t>
     </w:r>
+    <w:proofErr w:type="spellEnd"/>
     <w:r>
       <w:rPr>
         <w:rFonts w:ascii="Calibri" w:eastAsia="Times New Roman" w:hAnsi="Calibri" w:cs="Calibri"/>
@@ -3192,13 +3300,23 @@
                               <w:lang w:val="en-IN" w:eastAsia="en-IN"/>
                             </w:rPr>
                           </w:pPr>
+                          <w:proofErr w:type="spellStart"/>
                           <w:r>
                             <w:rPr>
                               <w:rFonts w:ascii="Calibri" w:eastAsia="Times New Roman" w:hAnsi="Calibri" w:cs="Calibri"/>
                               <w:color w:val="000000"/>
                               <w:lang w:val="en-IN" w:eastAsia="en-IN"/>
                             </w:rPr>
-                            <w:t>Vill-</w:t>
+                            <w:t>Vill</w:t>
+                          </w:r>
+                          <w:proofErr w:type="spellEnd"/>
+                          <w:r>
+                            <w:rPr>
+                              <w:rFonts w:ascii="Calibri" w:eastAsia="Times New Roman" w:hAnsi="Calibri" w:cs="Calibri"/>
+                              <w:color w:val="000000"/>
+                              <w:lang w:val="en-IN" w:eastAsia="en-IN"/>
+                            </w:rPr>
+                            <w:t>-</w:t>
                           </w:r>
                           <w:r>
                             <w:rPr>
@@ -3208,13 +3326,23 @@
                             </w:rPr>
                             <w:t xml:space="preserve"> </w:t>
                           </w:r>
+                          <w:proofErr w:type="spellStart"/>
                           <w:r>
                             <w:rPr>
                               <w:rFonts w:ascii="Calibri" w:eastAsia="Times New Roman" w:hAnsi="Calibri" w:cs="Calibri"/>
                               <w:color w:val="000000"/>
                               <w:lang w:val="en-IN" w:eastAsia="en-IN"/>
                             </w:rPr>
-                            <w:t xml:space="preserve">Panch Thana Bundu Ranchi Jharkhand, </w:t>
+                            <w:t>Panch</w:t>
+                          </w:r>
+                          <w:proofErr w:type="spellEnd"/>
+                          <w:r>
+                            <w:rPr>
+                              <w:rFonts w:ascii="Calibri" w:eastAsia="Times New Roman" w:hAnsi="Calibri" w:cs="Calibri"/>
+                              <w:color w:val="000000"/>
+                              <w:lang w:val="en-IN" w:eastAsia="en-IN"/>
+                            </w:rPr>
+                            <w:t xml:space="preserve"> Thana Bundu Ranchi Jharkhand, </w:t>
                           </w:r>
                         </w:p>
                         <w:p>
@@ -3339,13 +3467,23 @@
                         <w:lang w:val="en-IN" w:eastAsia="en-IN"/>
                       </w:rPr>
                     </w:pPr>
+                    <w:proofErr w:type="spellStart"/>
                     <w:r>
                       <w:rPr>
                         <w:rFonts w:ascii="Calibri" w:eastAsia="Times New Roman" w:hAnsi="Calibri" w:cs="Calibri"/>
                         <w:color w:val="000000"/>
                         <w:lang w:val="en-IN" w:eastAsia="en-IN"/>
                       </w:rPr>
-                      <w:t>Vill-</w:t>
+                      <w:t>Vill</w:t>
+                    </w:r>
+                    <w:proofErr w:type="spellEnd"/>
+                    <w:r>
+                      <w:rPr>
+                        <w:rFonts w:ascii="Calibri" w:eastAsia="Times New Roman" w:hAnsi="Calibri" w:cs="Calibri"/>
+                        <w:color w:val="000000"/>
+                        <w:lang w:val="en-IN" w:eastAsia="en-IN"/>
+                      </w:rPr>
+                      <w:t>-</w:t>
                     </w:r>
                     <w:r>
                       <w:rPr>
@@ -3355,13 +3493,23 @@
                       </w:rPr>
                       <w:t xml:space="preserve"> </w:t>
                     </w:r>
+                    <w:proofErr w:type="spellStart"/>
                     <w:r>
                       <w:rPr>
                         <w:rFonts w:ascii="Calibri" w:eastAsia="Times New Roman" w:hAnsi="Calibri" w:cs="Calibri"/>
                         <w:color w:val="000000"/>
                         <w:lang w:val="en-IN" w:eastAsia="en-IN"/>
                       </w:rPr>
-                      <w:t xml:space="preserve">Panch Thana Bundu Ranchi Jharkhand, </w:t>
+                      <w:t>Panch</w:t>
+                    </w:r>
+                    <w:proofErr w:type="spellEnd"/>
+                    <w:r>
+                      <w:rPr>
+                        <w:rFonts w:ascii="Calibri" w:eastAsia="Times New Roman" w:hAnsi="Calibri" w:cs="Calibri"/>
+                        <w:color w:val="000000"/>
+                        <w:lang w:val="en-IN" w:eastAsia="en-IN"/>
+                      </w:rPr>
+                      <w:t xml:space="preserve"> Thana Bundu Ranchi Jharkhand, </w:t>
                     </w:r>
                   </w:p>
                   <w:p>
